--- a/zht/docx/32.content.docx
+++ b/zht/docx/32.content.docx
@@ -754,18 +754,12 @@
         </w:rPr>
         <w:t>在第</w:t>
       </w:r>
-      <w:hyperlink r:id="rId13">
-        <w:r>
-          <w:rPr>
-            <w:lang w:val="zh_TW" w:bidi="zh_TW"/>
-          </w:rPr>
-          <w:rPr>
-            <w:color w:val="0000EE"/>
-            <w:u w:val="single"/>
-          </w:rPr>
-          <w:t>一章17節</w:t>
-        </w:r>
-      </w:hyperlink>
+      <w:r>
+        <w:rPr>
+          <w:lang w:val="zh_TW" w:bidi="zh_TW"/>
+        </w:rPr>
+        <w:t>一章17節</w:t>
+      </w:r>
       <w:r>
         <w:rPr>
           <w:lang w:val="zh_TW" w:bidi="zh_TW"/>
@@ -1657,18 +1651,12 @@
         </w:rPr>
         <w:t>在第2節中，約拿將一系列屬性歸於神。閱讀這本書的猶太讀者會認出這是神在西奈山與摩西交談時對自己所用的描述（見</w:t>
       </w:r>
-      <w:hyperlink r:id="rId14">
-        <w:r>
-          <w:rPr>
-            <w:lang w:val="zh_TW" w:bidi="zh_TW"/>
-          </w:rPr>
-          <w:rPr>
-            <w:color w:val="0000EE"/>
-            <w:u w:val="single"/>
-          </w:rPr>
-          <w:t>出34:6–7</w:t>
-        </w:r>
-      </w:hyperlink>
+      <w:r>
+        <w:rPr>
+          <w:lang w:val="zh_TW" w:bidi="zh_TW"/>
+        </w:rPr>
+        <w:t>出34:6–7</w:t>
+      </w:r>
       <w:r>
         <w:rPr>
           <w:lang w:val="zh_TW" w:bidi="zh_TW"/>
@@ -1796,72 +1784,48 @@
         </w:rPr>
         <w:t>有些譯本翻譯為「惡道」的希伯來文含義非常廣泛，其包括道德上的邪惡、物理上的邪惡以及所有不好的事物。神從不行道德上的邪惡。在第1節中，作者說約拿認為神憐憫並饒恕尼尼微人民的行為是邪惡的（和合本譯為：這事約拿大大不悅）。在第2節中，約拿描述神為「從邪惡中回心轉意（和合本譯為：後悔）」。在第6節中，約拿的情況和態度被描述為邪惡的（苦楚）。這發生在尼尼微人的行為在</w:t>
       </w:r>
-      <w:hyperlink r:id="rId15">
-        <w:r>
-          <w:rPr>
-            <w:lang w:val="zh_TW" w:bidi="zh_TW"/>
-          </w:rPr>
-          <w:rPr>
-            <w:color w:val="0000EE"/>
-            <w:u w:val="single"/>
-          </w:rPr>
-          <w:t>一章2節</w:t>
-        </w:r>
-      </w:hyperlink>
+      <w:r>
+        <w:rPr>
+          <w:lang w:val="zh_TW" w:bidi="zh_TW"/>
+        </w:rPr>
+        <w:t>一章2節</w:t>
+      </w:r>
       <w:r>
         <w:rPr>
           <w:lang w:val="zh_TW" w:bidi="zh_TW"/>
         </w:rPr>
         <w:t>、</w:t>
       </w:r>
-      <w:hyperlink r:id="rId16">
-        <w:r>
-          <w:rPr>
-            <w:lang w:val="zh_TW" w:bidi="zh_TW"/>
-          </w:rPr>
-          <w:rPr>
-            <w:color w:val="0000EE"/>
-            <w:u w:val="single"/>
-          </w:rPr>
-          <w:t>三章8節</w:t>
-        </w:r>
-      </w:hyperlink>
+      <w:r>
+        <w:rPr>
+          <w:lang w:val="zh_TW" w:bidi="zh_TW"/>
+        </w:rPr>
+        <w:t>三章8節</w:t>
+      </w:r>
       <w:r>
         <w:rPr>
           <w:lang w:val="zh_TW" w:bidi="zh_TW"/>
         </w:rPr>
         <w:t>和</w:t>
       </w:r>
-      <w:hyperlink r:id="rId17">
-        <w:r>
-          <w:rPr>
-            <w:lang w:val="zh_TW" w:bidi="zh_TW"/>
-          </w:rPr>
-          <w:rPr>
-            <w:color w:val="0000EE"/>
-            <w:u w:val="single"/>
-          </w:rPr>
-          <w:t>三章10節</w:t>
-        </w:r>
-      </w:hyperlink>
+      <w:r>
+        <w:rPr>
+          <w:lang w:val="zh_TW" w:bidi="zh_TW"/>
+        </w:rPr>
+        <w:t>三章10節</w:t>
+      </w:r>
       <w:r>
         <w:rPr>
           <w:lang w:val="zh_TW" w:bidi="zh_TW"/>
         </w:rPr>
         <w:t>中被描述為邪惡之後，以及水手在</w:t>
       </w:r>
-      <w:hyperlink r:id="rId18">
-        <w:r>
-          <w:rPr>
-            <w:lang w:val="zh_TW" w:bidi="zh_TW"/>
-          </w:rPr>
-          <w:rPr>
-            <w:color w:val="0000EE"/>
-            <w:u w:val="single"/>
-          </w:rPr>
-          <w:t>一章7節</w:t>
-        </w:r>
-      </w:hyperlink>
+      <w:r>
+        <w:rPr>
+          <w:lang w:val="zh_TW" w:bidi="zh_TW"/>
+        </w:rPr>
+        <w:t>一章7節</w:t>
+      </w:r>
       <w:r>
         <w:rPr>
           <w:lang w:val="zh_TW" w:bidi="zh_TW"/>
